--- a/downloads/student/Unit 07/Handout 07.01 - Resume Sections and the Three-Part Bullet.docx
+++ b/downloads/student/Unit 07/Handout 07.01 - Resume Sections and the Three-Part Bullet.docx
@@ -79,17 +79,15 @@
         </w:rPr>
         <w:t xml:space="preserve">Two ways people lose a job offer with a resume:</w:t>
       </w:r>
-      <w:r>
-        <w:t xml:space="preserve"> </w:t>
-      </w:r>
-      <w:r>
-        <w:t xml:space="preserve">1. ______________________________________________</w:t>
-      </w:r>
-      <w:r>
-        <w:t xml:space="preserve"> </w:t>
-      </w:r>
-      <w:r>
-        <w:t xml:space="preserve">2. ______________________________________________</w:t>
+    </w:p>
+    <w:p>
+      <w:r>
+        <w:br w:type="page"/>
+      </w:r>
+    </w:p>
+    <w:p>
+      <w:r>
+        <w:br w:type="page"/>
       </w:r>
     </w:p>
     <w:p>
@@ -1449,7 +1447,7 @@
       <w:pPr>
         <w:numPr>
           <w:ilvl w:val="0"/>
-          <w:numId w:val="1001"/>
+          <w:numId w:val="1002"/>
         </w:numPr>
         <w:pStyle w:val="Compact"/>
       </w:pPr>
@@ -1461,7 +1459,7 @@
       <w:pPr>
         <w:numPr>
           <w:ilvl w:val="0"/>
-          <w:numId w:val="1001"/>
+          <w:numId w:val="1002"/>
         </w:numPr>
         <w:pStyle w:val="Compact"/>
       </w:pPr>
@@ -1473,7 +1471,7 @@
       <w:pPr>
         <w:numPr>
           <w:ilvl w:val="0"/>
-          <w:numId w:val="1001"/>
+          <w:numId w:val="1002"/>
         </w:numPr>
         <w:pStyle w:val="Compact"/>
       </w:pPr>
@@ -1485,7 +1483,7 @@
       <w:pPr>
         <w:numPr>
           <w:ilvl w:val="0"/>
-          <w:numId w:val="1001"/>
+          <w:numId w:val="1002"/>
         </w:numPr>
         <w:pStyle w:val="Compact"/>
       </w:pPr>
@@ -1497,7 +1495,7 @@
       <w:pPr>
         <w:numPr>
           <w:ilvl w:val="0"/>
-          <w:numId w:val="1001"/>
+          <w:numId w:val="1002"/>
         </w:numPr>
         <w:pStyle w:val="Compact"/>
       </w:pPr>
@@ -1509,7 +1507,7 @@
       <w:pPr>
         <w:numPr>
           <w:ilvl w:val="0"/>
-          <w:numId w:val="1001"/>
+          <w:numId w:val="1002"/>
         </w:numPr>
         <w:pStyle w:val="Compact"/>
       </w:pPr>
@@ -1521,7 +1519,7 @@
       <w:pPr>
         <w:numPr>
           <w:ilvl w:val="0"/>
-          <w:numId w:val="1001"/>
+          <w:numId w:val="1002"/>
         </w:numPr>
         <w:pStyle w:val="Compact"/>
       </w:pPr>
@@ -1533,7 +1531,7 @@
       <w:pPr>
         <w:numPr>
           <w:ilvl w:val="0"/>
-          <w:numId w:val="1001"/>
+          <w:numId w:val="1002"/>
         </w:numPr>
         <w:pStyle w:val="Compact"/>
       </w:pPr>
@@ -1545,7 +1543,7 @@
       <w:pPr>
         <w:numPr>
           <w:ilvl w:val="0"/>
-          <w:numId w:val="1001"/>
+          <w:numId w:val="1002"/>
         </w:numPr>
         <w:pStyle w:val="Compact"/>
       </w:pPr>
@@ -1557,7 +1555,7 @@
       <w:pPr>
         <w:numPr>
           <w:ilvl w:val="0"/>
-          <w:numId w:val="1001"/>
+          <w:numId w:val="1002"/>
         </w:numPr>
         <w:pStyle w:val="Compact"/>
       </w:pPr>
@@ -1569,7 +1567,7 @@
       <w:pPr>
         <w:numPr>
           <w:ilvl w:val="0"/>
-          <w:numId w:val="1001"/>
+          <w:numId w:val="1002"/>
         </w:numPr>
         <w:pStyle w:val="Compact"/>
       </w:pPr>
@@ -1581,7 +1579,7 @@
       <w:pPr>
         <w:numPr>
           <w:ilvl w:val="0"/>
-          <w:numId w:val="1001"/>
+          <w:numId w:val="1002"/>
         </w:numPr>
         <w:pStyle w:val="Compact"/>
       </w:pPr>
@@ -1593,7 +1591,7 @@
       <w:pPr>
         <w:numPr>
           <w:ilvl w:val="0"/>
-          <w:numId w:val="1001"/>
+          <w:numId w:val="1002"/>
         </w:numPr>
         <w:pStyle w:val="Compact"/>
       </w:pPr>
@@ -1605,7 +1603,7 @@
       <w:pPr>
         <w:numPr>
           <w:ilvl w:val="0"/>
-          <w:numId w:val="1001"/>
+          <w:numId w:val="1002"/>
         </w:numPr>
         <w:pStyle w:val="Compact"/>
       </w:pPr>
@@ -1617,7 +1615,7 @@
       <w:pPr>
         <w:numPr>
           <w:ilvl w:val="0"/>
-          <w:numId w:val="1001"/>
+          <w:numId w:val="1002"/>
         </w:numPr>
         <w:pStyle w:val="Compact"/>
       </w:pPr>
@@ -1629,7 +1627,7 @@
       <w:pPr>
         <w:numPr>
           <w:ilvl w:val="0"/>
-          <w:numId w:val="1001"/>
+          <w:numId w:val="1002"/>
         </w:numPr>
         <w:pStyle w:val="Compact"/>
       </w:pPr>
@@ -1641,7 +1639,7 @@
       <w:pPr>
         <w:numPr>
           <w:ilvl w:val="0"/>
-          <w:numId w:val="1001"/>
+          <w:numId w:val="1002"/>
         </w:numPr>
         <w:pStyle w:val="Compact"/>
       </w:pPr>
@@ -1653,7 +1651,7 @@
       <w:pPr>
         <w:numPr>
           <w:ilvl w:val="0"/>
-          <w:numId w:val="1001"/>
+          <w:numId w:val="1002"/>
         </w:numPr>
         <w:pStyle w:val="Compact"/>
       </w:pPr>
@@ -1665,7 +1663,7 @@
       <w:pPr>
         <w:numPr>
           <w:ilvl w:val="0"/>
-          <w:numId w:val="1001"/>
+          <w:numId w:val="1002"/>
         </w:numPr>
         <w:pStyle w:val="Compact"/>
       </w:pPr>
@@ -1677,7 +1675,7 @@
       <w:pPr>
         <w:numPr>
           <w:ilvl w:val="0"/>
-          <w:numId w:val="1001"/>
+          <w:numId w:val="1002"/>
         </w:numPr>
         <w:pStyle w:val="Compact"/>
       </w:pPr>
@@ -1689,7 +1687,7 @@
       <w:pPr>
         <w:numPr>
           <w:ilvl w:val="0"/>
-          <w:numId w:val="1001"/>
+          <w:numId w:val="1002"/>
         </w:numPr>
         <w:pStyle w:val="Compact"/>
       </w:pPr>
@@ -1701,7 +1699,7 @@
       <w:pPr>
         <w:numPr>
           <w:ilvl w:val="0"/>
-          <w:numId w:val="1001"/>
+          <w:numId w:val="1002"/>
         </w:numPr>
         <w:pStyle w:val="Compact"/>
       </w:pPr>
@@ -1713,7 +1711,7 @@
       <w:pPr>
         <w:numPr>
           <w:ilvl w:val="0"/>
-          <w:numId w:val="1001"/>
+          <w:numId w:val="1002"/>
         </w:numPr>
         <w:pStyle w:val="Compact"/>
       </w:pPr>
@@ -1725,7 +1723,7 @@
       <w:pPr>
         <w:numPr>
           <w:ilvl w:val="0"/>
-          <w:numId w:val="1001"/>
+          <w:numId w:val="1002"/>
         </w:numPr>
         <w:pStyle w:val="Compact"/>
       </w:pPr>
@@ -1737,7 +1735,7 @@
       <w:pPr>
         <w:numPr>
           <w:ilvl w:val="0"/>
-          <w:numId w:val="1001"/>
+          <w:numId w:val="1002"/>
         </w:numPr>
         <w:pStyle w:val="Compact"/>
       </w:pPr>
@@ -1749,7 +1747,7 @@
       <w:pPr>
         <w:numPr>
           <w:ilvl w:val="0"/>
-          <w:numId w:val="1001"/>
+          <w:numId w:val="1002"/>
         </w:numPr>
         <w:pStyle w:val="Compact"/>
       </w:pPr>
@@ -1761,7 +1759,7 @@
       <w:pPr>
         <w:numPr>
           <w:ilvl w:val="0"/>
-          <w:numId w:val="1001"/>
+          <w:numId w:val="1002"/>
         </w:numPr>
         <w:pStyle w:val="Compact"/>
       </w:pPr>
@@ -2032,8 +2030,120 @@
       </w:pPr>
     </w:lvl>
   </w:abstractNum>
+  <w:abstractNum w:abstractNumId="99411">
+    <w:nsid w:val="ea454b4c"/>
+    <w:multiLevelType w:val="multilevel"/>
+    <w:lvl w:ilvl="0">
+      <w:start w:val="1"/>
+      <w:numFmt w:val="decimal"/>
+      <w:lvlText w:val="%1."/>
+      <w:lvlJc w:val="left"/>
+      <w:pPr>
+        <w:tabs>
+          <w:tab w:val="num" w:pos="0"/>
+        </w:tabs>
+        <w:ind w:left="480" w:hanging="480"/>
+      </w:pPr>
+    </w:lvl>
+    <w:lvl w:ilvl="1">
+      <w:start w:val="1"/>
+      <w:numFmt w:val="decimal"/>
+      <w:lvlText w:val="%2."/>
+      <w:lvlJc w:val="left"/>
+      <w:pPr>
+        <w:tabs>
+          <w:tab w:val="num" w:pos="720"/>
+        </w:tabs>
+        <w:ind w:left="1200" w:hanging="480"/>
+      </w:pPr>
+    </w:lvl>
+    <w:lvl w:ilvl="2">
+      <w:start w:val="1"/>
+      <w:numFmt w:val="decimal"/>
+      <w:lvlText w:val="%3."/>
+      <w:lvlJc w:val="left"/>
+      <w:pPr>
+        <w:tabs>
+          <w:tab w:val="num" w:pos="1440"/>
+        </w:tabs>
+        <w:ind w:left="1920" w:hanging="480"/>
+      </w:pPr>
+    </w:lvl>
+    <w:lvl w:ilvl="3">
+      <w:start w:val="1"/>
+      <w:numFmt w:val="decimal"/>
+      <w:lvlText w:val="%4."/>
+      <w:lvlJc w:val="left"/>
+      <w:pPr>
+        <w:tabs>
+          <w:tab w:val="num" w:pos="2160"/>
+        </w:tabs>
+        <w:ind w:left="2640" w:hanging="480"/>
+      </w:pPr>
+    </w:lvl>
+    <w:lvl w:ilvl="4">
+      <w:start w:val="1"/>
+      <w:numFmt w:val="decimal"/>
+      <w:lvlText w:val="%5."/>
+      <w:lvlJc w:val="left"/>
+      <w:pPr>
+        <w:tabs>
+          <w:tab w:val="num" w:pos="2880"/>
+        </w:tabs>
+        <w:ind w:left="3360" w:hanging="480"/>
+      </w:pPr>
+    </w:lvl>
+    <w:lvl w:ilvl="5">
+      <w:start w:val="1"/>
+      <w:numFmt w:val="decimal"/>
+      <w:lvlText w:val="%6."/>
+      <w:lvlJc w:val="left"/>
+      <w:pPr>
+        <w:tabs>
+          <w:tab w:val="num" w:pos="3600"/>
+        </w:tabs>
+        <w:ind w:left="4080" w:hanging="480"/>
+      </w:pPr>
+    </w:lvl>
+    <w:lvl w:ilvl="6">
+      <w:start w:val="1"/>
+      <w:numFmt w:val="decimal"/>
+      <w:lvlText w:val="%7."/>
+      <w:lvlJc w:val="left"/>
+      <w:pPr>
+        <w:tabs>
+          <w:tab w:val="num" w:pos="4320"/>
+        </w:tabs>
+        <w:ind w:left="4800" w:hanging="480"/>
+      </w:pPr>
+    </w:lvl>
+    <w:lvl w:ilvl="7">
+      <w:start w:val="1"/>
+      <w:numFmt w:val="decimal"/>
+      <w:lvlText w:val="%8."/>
+      <w:lvlJc w:val="left"/>
+      <w:pPr>
+        <w:tabs>
+          <w:tab w:val="num" w:pos="5040"/>
+        </w:tabs>
+        <w:ind w:left="5520" w:hanging="480"/>
+      </w:pPr>
+    </w:lvl>
+    <w:lvl w:ilvl="8">
+      <w:start w:val="1"/>
+      <w:numFmt w:val="decimal"/>
+      <w:lvlText w:val="%9."/>
+      <w:lvlJc w:val="left"/>
+      <w:pPr>
+        <w:tabs>
+          <w:tab w:val="num" w:pos="5760"/>
+        </w:tabs>
+        <w:ind w:left="6240" w:hanging="480"/>
+      </w:pPr>
+    </w:lvl>
+  </w:abstractNum>
   <w:abstractNum w:abstractNumId="991">
-    <w:nsid w:val="ea454b4c"/>
+    <w:nsid w:val="71315dca"/>
     <w:multiLevelType w:val="multilevel"/>
     <w:lvl w:ilvl="0">
       <w:numFmt w:val="bullet"/>
@@ -2139,6 +2249,36 @@
     <w:abstractNumId w:val="990"/>
   </w:num>
   <w:num w:numId="1001">
+    <w:abstractNumId w:val="99411"/>
+    <w:lvlOverride w:ilvl="0">
+      <w:startOverride w:val="1"/>
+    </w:lvlOverride>
+    <w:lvlOverride w:ilvl="1">
+      <w:startOverride w:val="1"/>
+    </w:lvlOverride>
+    <w:lvlOverride w:ilvl="2">
+      <w:startOverride w:val="1"/>
+    </w:lvlOverride>
+    <w:lvlOverride w:ilvl="3">
+      <w:startOverride w:val="1"/>
+    </w:lvlOverride>
+    <w:lvlOverride w:ilvl="4">
+      <w:startOverride w:val="1"/>
+    </w:lvlOverride>
+    <w:lvlOverride w:ilvl="5">
+      <w:startOverride w:val="1"/>
+    </w:lvlOverride>
+    <w:lvlOverride w:ilvl="6">
+      <w:startOverride w:val="1"/>
+    </w:lvlOverride>
+    <w:lvlOverride w:ilvl="7">
+      <w:startOverride w:val="1"/>
+    </w:lvlOverride>
+    <w:lvlOverride w:ilvl="8">
+      <w:startOverride w:val="1"/>
+    </w:lvlOverride>
+  </w:num>
+  <w:num w:numId="1002">
     <w:abstractNumId w:val="991"/>
   </w:num>
 </w:numbering>

--- a/downloads/student/Unit 07/Handout 07.01 - Resume Sections and the Three-Part Bullet.docx
+++ b/downloads/student/Unit 07/Handout 07.01 - Resume Sections and the Three-Part Bullet.docx
@@ -988,9 +988,9 @@
       <w:pPr>
         <w:pStyle w:val="Heading3"/>
       </w:pPr>
-      <w:bookmarkStart w:id="25" w:name="now-you-fix-four"/>
-      <w:r>
-        <w:t xml:space="preserve">Now you fix four</w:t>
+      <w:bookmarkStart w:id="25" w:name="now-you-fix-two-of-these-four"/>
+      <w:r>
+        <w:t xml:space="preserve">Now you fix two of these four</w:t>
       </w:r>
       <w:bookmarkEnd w:id="25"/>
     </w:p>
